--- a/outputs/research/manuscript/docx/supplementary_information_v1.3.docx
+++ b/outputs/research/manuscript/docx/supplementary_information_v1.3.docx
@@ -70,7 +70,7 @@
         <w:t xml:space="preserve"> </w:t>
       </w:r>
       <w:r>
-        <w:t xml:space="preserve">[Affiliation, City, China]; * weihong_william@icloud.com</w:t>
+        <w:t xml:space="preserve">Spatial Computing (Fujian) Technology Co., Ltd., Fuzhou, Fujian, China; * weihong_william@icloud.com</w:t>
       </w:r>
     </w:p>
     <w:p>

--- a/outputs/research/manuscript/docx/supplementary_information_v1.3.docx
+++ b/outputs/research/manuscript/docx/supplementary_information_v1.3.docx
@@ -34,7 +34,7 @@
         <w:rPr>
           <w:vertAlign w:val="superscript"/>
         </w:rPr>
-        <w:t xml:space="preserve">1,*</w:t>
+        <w:t xml:space="preserve">1,2,*</w:t>
       </w:r>
       <w:r>
         <w:t xml:space="preserve">, Lanlan Liu </w:t>
@@ -49,7 +49,7 @@
         <w:rPr>
           <w:vertAlign w:val="superscript"/>
         </w:rPr>
-        <w:t xml:space="preserve">1</w:t>
+        <w:t xml:space="preserve">2,3</w:t>
       </w:r>
       <w:r>
         <w:t xml:space="preserve"> </w:t>
@@ -70,7 +70,37 @@
         <w:t xml:space="preserve"> </w:t>
       </w:r>
       <w:r>
-        <w:t xml:space="preserve">Spatial Computing (Fujian) Technology Co., Ltd., Fuzhou, Fujian, China; * weihong_william@icloud.com</w:t>
+        <w:t xml:space="preserve">School of Computing, University of Leeds, Leeds, UK;</w:t>
+      </w:r>
+      <w:r>
+        <w:t xml:space="preserve"> </w:t>
+      </w:r>
+      <w:r>
+        <w:rPr>
+          <w:vertAlign w:val="superscript"/>
+        </w:rPr>
+        <w:t xml:space="preserve">2</w:t>
+      </w:r>
+      <w:r>
+        <w:t xml:space="preserve"> </w:t>
+      </w:r>
+      <w:r>
+        <w:t xml:space="preserve">Spatial Computing (Fujian) Technology Co., Ltd., Fuzhou, China;</w:t>
+      </w:r>
+      <w:r>
+        <w:t xml:space="preserve"> </w:t>
+      </w:r>
+      <w:r>
+        <w:rPr>
+          <w:vertAlign w:val="superscript"/>
+        </w:rPr>
+        <w:t xml:space="preserve">3</w:t>
+      </w:r>
+      <w:r>
+        <w:t xml:space="preserve"> </w:t>
+      </w:r>
+      <w:r>
+        <w:t xml:space="preserve">School of Public Administration, Fujian Normal University, Fuzhou, China; * qkfp0742@leeds.ac.uk</w:t>
       </w:r>
     </w:p>
     <w:p>

--- a/outputs/research/manuscript/docx/supplementary_information_v1.3.docx
+++ b/outputs/research/manuscript/docx/supplementary_information_v1.3.docx
@@ -49,7 +49,7 @@
         <w:rPr>
           <w:vertAlign w:val="superscript"/>
         </w:rPr>
-        <w:t xml:space="preserve">2,3</w:t>
+        <w:t xml:space="preserve">3</w:t>
       </w:r>
       <w:r>
         <w:t xml:space="preserve"> </w:t>
@@ -70,7 +70,7 @@
         <w:t xml:space="preserve"> </w:t>
       </w:r>
       <w:r>
-        <w:t xml:space="preserve">School of Computing, University of Leeds, Leeds, UK;</w:t>
+        <w:t xml:space="preserve">School of Computer Science, Faculty of Engineering and Physical Sciences, University of Leeds, Leeds, UK;</w:t>
       </w:r>
       <w:r>
         <w:t xml:space="preserve"> </w:t>
